--- a/src/Tests/Inputs/letters/11/input.docx
+++ b/src/Tests/Inputs/letters/11/input.docx
@@ -1,6 +1,6 @@
 
 <file path=word/document.xml><?xml version="1.0" encoding="utf-8"?>
-<w:document xmlns:wpc="http://schemas.microsoft.com/office/word/2010/wordprocessingCanvas" xmlns:cx="http://schemas.microsoft.com/office/drawing/2014/chartex" xmlns:cx1="http://schemas.microsoft.com/office/drawing/2015/9/8/chartex" xmlns:cx2="http://schemas.microsoft.com/office/drawing/2015/10/21/chartex" xmlns:cx3="http://schemas.microsoft.com/office/drawing/2016/5/9/chartex" xmlns:cx4="http://schemas.microsoft.com/office/drawing/2016/5/10/chartex" xmlns:cx5="http://schemas.microsoft.com/office/drawing/2016/5/11/chartex" xmlns:cx6="http://schemas.microsoft.com/office/drawing/2016/5/12/chartex" xmlns:cx7="http://schemas.microsoft.com/office/drawing/2016/5/13/chartex" xmlns:cx8="http://schemas.microsoft.com/office/drawing/2016/5/14/chartex" xmlns:mc="http://schemas.openxmlformats.org/markup-compatibility/2006" xmlns:aink="http://schemas.microsoft.com/office/drawing/2016/ink" xmlns:am3d="http://schemas.microsoft.com/office/drawing/2017/model3d" xmlns:o="urn:schemas-microsoft-com:office:office" xmlns:oel="http://schemas.microsoft.com/office/2019/extlst" xmlns:r="http://schemas.openxmlformats.org/officeDocument/2006/relationships" xmlns:m="http://schemas.openxmlformats.org/officeDocument/2006/math" xmlns:v="urn:schemas-microsoft-com:vml" xmlns:wp14="http://schemas.microsoft.com/office/word/2010/wordprocessingDrawing" xmlns:wp="http://schemas.openxmlformats.org/drawingml/2006/wordprocessingDrawing" xmlns:w10="urn:schemas-microsoft-com:office:word" xmlns:w="http://schemas.openxmlformats.org/wordprocessingml/2006/main" xmlns:w14="http://schemas.microsoft.com/office/word/2010/wordml" xmlns:w15="http://schemas.microsoft.com/office/word/2012/wordml" xmlns:w16cex="http://schemas.microsoft.com/office/word/2018/wordml/cex" xmlns:w16cid="http://schemas.microsoft.com/office/word/2016/wordml/cid" xmlns:w16="http://schemas.microsoft.com/office/word/2018/wordml" xmlns:w16du="http://schemas.microsoft.com/office/word/2023/wordml/word16du" xmlns:w16sdtdh="http://schemas.microsoft.com/office/word/2020/wordml/sdtdatahash" xmlns:w16sdtfl="http://schemas.microsoft.com/office/word/2024/wordml/sdtformatlock" xmlns:w16se="http://schemas.microsoft.com/office/word/2015/wordml/symex" xmlns:wpg="http://schemas.microsoft.com/office/word/2010/wordprocessingGroup" xmlns:wpi="http://schemas.microsoft.com/office/word/2010/wordprocessingInk" xmlns:wne="http://schemas.microsoft.com/office/word/2006/wordml" xmlns:wps="http://schemas.microsoft.com/office/word/2010/wordprocessingShape" mc:Ignorable="w14 w15 w16se w16cid w16 w16cex w16sdtdh w16sdtfl w16du wp14">
+<w:document xmlns:a="http://schemas.openxmlformats.org/drawingml/2006/main" xmlns:a16="http://schemas.microsoft.com/office/drawing/2014/main" xmlns:adec="http://schemas.microsoft.com/office/drawing/2017/decorative" xmlns:wpc="http://schemas.microsoft.com/office/word/2010/wordprocessingCanvas" xmlns:cx="http://schemas.microsoft.com/office/drawing/2014/chartex" xmlns:cx1="http://schemas.microsoft.com/office/drawing/2015/9/8/chartex" xmlns:cx2="http://schemas.microsoft.com/office/drawing/2015/10/21/chartex" xmlns:cx3="http://schemas.microsoft.com/office/drawing/2016/5/9/chartex" xmlns:cx4="http://schemas.microsoft.com/office/drawing/2016/5/10/chartex" xmlns:cx5="http://schemas.microsoft.com/office/drawing/2016/5/11/chartex" xmlns:cx6="http://schemas.microsoft.com/office/drawing/2016/5/12/chartex" xmlns:cx7="http://schemas.microsoft.com/office/drawing/2016/5/13/chartex" xmlns:cx8="http://schemas.microsoft.com/office/drawing/2016/5/14/chartex" xmlns:mc="http://schemas.openxmlformats.org/markup-compatibility/2006" xmlns:aink="http://schemas.microsoft.com/office/drawing/2016/ink" xmlns:am3d="http://schemas.microsoft.com/office/drawing/2017/model3d" xmlns:o="urn:schemas-microsoft-com:office:office" xmlns:oel="http://schemas.microsoft.com/office/2019/extlst" xmlns:r="http://schemas.openxmlformats.org/officeDocument/2006/relationships" xmlns:m="http://schemas.openxmlformats.org/officeDocument/2006/math" xmlns:v="urn:schemas-microsoft-com:vml" xmlns:wp14="http://schemas.microsoft.com/office/word/2010/wordprocessingDrawing" xmlns:wp="http://schemas.openxmlformats.org/drawingml/2006/wordprocessingDrawing" xmlns:w10="urn:schemas-microsoft-com:office:word" xmlns:w="http://schemas.openxmlformats.org/wordprocessingml/2006/main" xmlns:w14="http://schemas.microsoft.com/office/word/2010/wordml" xmlns:w15="http://schemas.microsoft.com/office/word/2012/wordml" xmlns:w16cex="http://schemas.microsoft.com/office/word/2018/wordml/cex" xmlns:w16cid="http://schemas.microsoft.com/office/word/2016/wordml/cid" xmlns:w16="http://schemas.microsoft.com/office/word/2018/wordml" xmlns:w16du="http://schemas.microsoft.com/office/word/2023/wordml/word16du" xmlns:w16sdtdh="http://schemas.microsoft.com/office/word/2020/wordml/sdtdatahash" xmlns:w16sdtfl="http://schemas.microsoft.com/office/word/2024/wordml/sdtformatlock" xmlns:w16se="http://schemas.microsoft.com/office/word/2015/wordml/symex" xmlns:wpg="http://schemas.microsoft.com/office/word/2010/wordprocessingGroup" xmlns:wpi="http://schemas.microsoft.com/office/word/2010/wordprocessingInk" xmlns:wne="http://schemas.microsoft.com/office/word/2006/wordml" xmlns:wps="http://schemas.microsoft.com/office/word/2010/wordprocessingShape" mc:Ignorable="w14 w15 w16se w16cid w16 w16cex w16sdtdh w16sdtfl w16du wp14">
   <w:background w:color="FBE8EC" w:themeColor="accent4" w:themeTint="33"/>
   <w:body>
     <w:p>
@@ -11,7 +11,7 @@
         <mc:AlternateContent>
           <mc:Choice Requires="wpg">
             <w:drawing>
-              <wp:anchor distT="0" distB="0" distL="114300" distR="114300" simplePos="0" relativeHeight="251659264" behindDoc="0" locked="1" layoutInCell="1" allowOverlap="1" wp14:anchorId="3EB92537" wp14:editId="6D169F49">
+              <wp:anchor distT="0" distB="0" distL="114300" distR="114300" simplePos="0" relativeHeight="251659264" behindDoc="0" locked="1" layoutInCell="1" allowOverlap="1" wp14:editId="6D169F49" wp14:anchorId="3EB92537">
                 <wp:simplePos x="0" y="0"/>
                 <wp:positionH relativeFrom="page">
                   <wp:align>center</wp:align>
@@ -5083,37 +5083,37 @@
           </mc:Choice>
           <mc:Fallback>
             <w:pict>
-              <v:group w14:anchorId="08488A50" id="Group 11" o:spid="_x0000_s1026" alt="&quot;&quot;" style="position:absolute;margin-left:0;margin-top:0;width:612pt;height:11in;z-index:251659264;mso-position-horizontal:center;mso-position-horizontal-relative:page;mso-position-vertical:center;mso-position-vertical-relative:page" coordsize="77724,100584" o:gfxdata="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">
-                <v:rect id="Rectangle 1170038801" o:spid="_x0000_s1027" style="position:absolute;width:77724;height:100584;visibility:visible;mso-wrap-style:square;v-text-anchor:middle" o:gfxdata="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" filled="f" stroked="f" strokeweight="1pt"/>
-                <v:shape id="Freeform: Shape 1355007786" o:spid="_x0000_s1028" style="position:absolute;left:9508;top:91742;width:9762;height:8842;visibility:visible;mso-wrap-style:square;v-text-anchor:middle" coordsize="976233,884904" o:gfxdata="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" path="m,l976233,r,884904l,884904,,xe" fillcolor="#e6d8ca [2889]" stroked="f" strokeweight="0">
+              <v:group id="Group 11" style="position:absolute;margin-left:0;margin-top:0;width:612pt;height:11in;z-index:251659264;mso-position-horizontal:center;mso-position-horizontal-relative:page;mso-position-vertical:center;mso-position-vertical-relative:page" alt="&quot;&quot;" coordsize="77724,100584" o:spid="_x0000_s1026" o:gfxdata="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" w14:anchorId="08488A50">
+                <v:rect id="Rectangle 1170038801" style="position:absolute;width:77724;height:100584;visibility:visible;mso-wrap-style:square;v-text-anchor:middle" o:spid="_x0000_s1027" filled="f" stroked="f" strokeweight="1pt" o:gfxdata="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"/>
+                <v:shape id="Freeform: Shape 1355007786" style="position:absolute;left:9508;top:91742;width:9762;height:8842;visibility:visible;mso-wrap-style:square;v-text-anchor:middle" coordsize="976233,884904" o:spid="_x0000_s1028" fillcolor="#e6d8ca [2889]" stroked="f" strokeweight="0" path="m,l976233,r,884904l,884904,,xe" o:gfxdata="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">
                   <v:stroke joinstyle="miter"/>
                   <v:path arrowok="t" o:connecttype="custom" o:connectlocs="0,0;976233,0;976233,884191;0,884191" o:connectangles="0,0,0,0"/>
                 </v:shape>
-                <v:shape id="Freeform: Shape 1857165627" o:spid="_x0000_s1029" style="position:absolute;left:38795;top:91742;width:38929;height:8842;visibility:visible;mso-wrap-style:square;v-text-anchor:middle" coordsize="3892868,884904" o:gfxdata="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" path="m449769,869449r-5056,15455l438549,884904r11220,-15455xm513850,853902v8,-31,5481,8632,14685,22849l533858,884904r-7296,l513850,853902xm552914,831966r98765,52938l597773,884904,552914,831966xm412840,830792v-19757,8753,-37506,18924,-54072,30097l327529,884904r-69613,l325559,861278v26789,-11210,53578,-22419,87281,-30486xm2928700,r964168,l3892868,884904r-964168,l2928700,xm,l976234,r,884904l813304,884904,789935,864480c760074,843381,725876,828417,689968,821444,639082,811562,601940,795616,548171,790532,625323,754126,692745,719465,763598,671935v32902,-22071,66856,-50726,71646,-90053c836282,573479,834908,563270,827358,559435v-4957,-2518,-10922,-1349,-16306,7c693629,588964,601451,677262,515146,762169v33497,-77474,66339,-155235,98493,-233278c629289,490916,645001,451952,646968,410926v565,-11909,-3538,-27635,-15452,-27973c626147,382800,621403,386177,617209,389528,564614,431618,530705,493473,511028,557901v-19677,64426,-25169,109343,-31667,176393c458509,600323,435538,485994,370847,366844,359635,346202,337442,323154,316742,334277v-18182,9775,-15711,36279,-10250,56192c342902,523124,374264,640296,445178,758165,388450,674204,327420,616499,230803,580104v-9823,-3704,-20303,-7140,-30675,-5444c175936,578615,164496,609727,172244,632979v7765,23249,28159,39676,48019,54034c285335,734031,333948,769306,407883,800575,331965,786191,276534,783073,199274,782607v-40330,-246,-91644,10132,-99302,49731c97112,847107,102165,861534,111562,873251r12920,11653l,884904,,xe" fillcolor="#3f69c6 [3208]" stroked="f" strokeweight="0">
+                <v:shape id="Freeform: Shape 1857165627" style="position:absolute;left:38795;top:91742;width:38929;height:8842;visibility:visible;mso-wrap-style:square;v-text-anchor:middle" coordsize="3892868,884904" o:spid="_x0000_s1029" fillcolor="#3f69c6 [3208]" stroked="f" strokeweight="0" path="m449769,869449r-5056,15455l438549,884904r11220,-15455xm513850,853902v8,-31,5481,8632,14685,22849l533858,884904r-7296,l513850,853902xm552914,831966r98765,52938l597773,884904,552914,831966xm412840,830792v-19757,8753,-37506,18924,-54072,30097l327529,884904r-69613,l325559,861278v26789,-11210,53578,-22419,87281,-30486xm2928700,r964168,l3892868,884904r-964168,l2928700,xm,l976234,r,884904l813304,884904,789935,864480c760074,843381,725876,828417,689968,821444,639082,811562,601940,795616,548171,790532,625323,754126,692745,719465,763598,671935v32902,-22071,66856,-50726,71646,-90053c836282,573479,834908,563270,827358,559435v-4957,-2518,-10922,-1349,-16306,7c693629,588964,601451,677262,515146,762169v33497,-77474,66339,-155235,98493,-233278c629289,490916,645001,451952,646968,410926v565,-11909,-3538,-27635,-15452,-27973c626147,382800,621403,386177,617209,389528,564614,431618,530705,493473,511028,557901v-19677,64426,-25169,109343,-31667,176393c458509,600323,435538,485994,370847,366844,359635,346202,337442,323154,316742,334277v-18182,9775,-15711,36279,-10250,56192c342902,523124,374264,640296,445178,758165,388450,674204,327420,616499,230803,580104v-9823,-3704,-20303,-7140,-30675,-5444c175936,578615,164496,609727,172244,632979v7765,23249,28159,39676,48019,54034c285335,734031,333948,769306,407883,800575,331965,786191,276534,783073,199274,782607v-40330,-246,-91644,10132,-99302,49731c97112,847107,102165,861534,111562,873251r12920,11653l,884904,,xe" o:gfxdata="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">
                   <v:stroke joinstyle="miter"/>
                   <v:path arrowok="t" o:connecttype="custom" o:connectlocs="449769,868748;444713,884191;438549,884191;513850,853214;528535,876045;533858,884191;526562,884191;552914,831296;651679,884191;597773,884191;412840,830123;358768,860195;327529,884191;257916,884191;325559,860584;412840,830123;2928700,0;3892868,0;3892868,884191;2928700,884191;0,0;976234,0;976234,884191;813304,884191;789935,863783;689968,820782;548171,789895;763598,671394;835244,581413;827358,558984;811052,558991;515146,761555;613639,528465;646968,410595;631516,382644;617209,389214;511028,557451;479361,733702;370847,366548;316742,334008;306492,390154;445178,757554;230803,579637;200128,574197;172244,632469;220263,686459;407883,799930;199274,781976;99972,831667;111562,872547;124482,884191;0,884191" o:connectangles="0,0,0,0,0,0,0,0,0,0,0,0,0,0,0,0,0,0,0,0,0,0,0,0,0,0,0,0,0,0,0,0,0,0,0,0,0,0,0,0,0,0,0,0,0,0,0,0,0,0,0,0"/>
                 </v:shape>
-                <v:shape id="Freeform: Shape 263184103" o:spid="_x0000_s1030" style="position:absolute;top:91742;width:67452;height:8842;visibility:visible;mso-wrap-style:square;v-text-anchor:middle" coordsize="6745280,884904" o:gfxdata="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" path="m6522730,163688v,,8984,58371,-31698,88809c6462875,273560,6423856,276818,6395895,329504v-12919,24361,-19615,52996,-22926,79266c6376798,393424,6382900,377350,6392464,361591v29439,-48513,99484,-72769,138106,-63731c6590868,311970,6619560,388037,6651165,425836v37845,45277,94115,44542,94115,44542c6745280,470378,6674503,515370,6601698,456307v-54471,-44192,-78388,-100426,-139891,-85352c6434655,377610,6411759,410669,6395820,441389v26129,-18932,66810,-30727,121586,5028c6580160,487382,6577124,588984,6604459,633113v27319,44129,81652,52100,81652,52100c6686111,685213,6608425,714524,6547898,650488v-63684,-67375,-23109,-120985,-81958,-158453c6430232,469290,6399694,469684,6380901,473616v-15,69,-46,130,-76,199c6409593,503828,6446721,559051,6436669,638203v-12600,99294,-73401,150371,-117972,170967c6285269,824619,6238181,835345,6193232,864599r-24424,20305l6039520,884904r6720,-14957c6074521,821914,6118607,794200,6159357,779762v112938,-40018,173053,-58154,212469,-149604c6389642,588812,6375791,525730,6363467,485508v-61,-61,-184,-157,-260,-221c6363390,486360,6363497,486989,6363497,486989v,,-442,-861,-1114,-2137c6347862,491264,6317599,506202,6287976,530799v-39186,32515,-65804,117390,-139540,137149c6095185,682216,6016507,603870,6016507,603870v,,77977,8874,115348,-8737c6187043,569114,6187119,511347,6234451,479678v34870,-23339,83468,-15108,112374,-6895c6329649,461243,6300866,446104,6262182,440651v-56545,-7970,-94039,-4992,-119848,7238c6110256,463087,6079886,457094,6056350,432182v-25718,-27204,-26664,-62137,-26664,-62137c6029686,370045,6048662,416376,6114207,404707v33618,-5986,98279,-43286,155785,-22883c6288037,388230,6302543,396495,6314426,405514v-20959,-29781,-45685,-58319,-68138,-66875c6188492,316613,6134586,345233,6081365,332585r,2c6028161,319940,6012175,253105,6012175,253105v,,26999,37529,79105,36169c6127996,288314,6174687,227954,6247203,266981v41078,22110,68825,69657,86900,114916c6327666,349515,6326583,316446,6339473,293169v36486,-65823,79181,-52205,130693,-73828c6507476,203674,6522730,163688,6522730,163688xm425444,148110v-47535,2986,-89677,17736,-89677,48973c335767,248485,458999,397419,400428,393874,341856,390329,321018,216822,245346,219464v-56077,1959,-128831,128049,-88171,165340c197837,422096,370252,399676,363817,453201v-5693,47348,-146597,-17388,-207197,14442c86283,504591,179714,721219,259451,697924,323268,679280,333297,519721,380878,542268v48607,23034,-59162,132293,-38009,208746c362284,821187,561366,806380,561366,730166v,-65273,-125950,-186782,-78531,-203026c528117,511624,571202,707765,639811,711829r,-2c708421,715891,802038,592074,749717,550807,697395,509541,544484,522466,542112,488790v-3367,-47811,168101,8126,212041,-48819c789768,393816,691803,213760,631259,229756,582606,242609,540408,424028,497269,398709,460589,377181,610451,215913,547472,169722,525904,153903,472978,145125,425444,148110xm,l950833,r,884904l,884904,,xe" fillcolor="#e9c647 [3206]" stroked="f" strokeweight="0">
+                <v:shape id="Freeform: Shape 263184103" style="position:absolute;top:91742;width:67452;height:8842;visibility:visible;mso-wrap-style:square;v-text-anchor:middle" coordsize="6745280,884904" o:spid="_x0000_s1030" fillcolor="#e9c647 [3206]" stroked="f" strokeweight="0" path="m6522730,163688v,,8984,58371,-31698,88809c6462875,273560,6423856,276818,6395895,329504v-12919,24361,-19615,52996,-22926,79266c6376798,393424,6382900,377350,6392464,361591v29439,-48513,99484,-72769,138106,-63731c6590868,311970,6619560,388037,6651165,425836v37845,45277,94115,44542,94115,44542c6745280,470378,6674503,515370,6601698,456307v-54471,-44192,-78388,-100426,-139891,-85352c6434655,377610,6411759,410669,6395820,441389v26129,-18932,66810,-30727,121586,5028c6580160,487382,6577124,588984,6604459,633113v27319,44129,81652,52100,81652,52100c6686111,685213,6608425,714524,6547898,650488v-63684,-67375,-23109,-120985,-81958,-158453c6430232,469290,6399694,469684,6380901,473616v-15,69,-46,130,-76,199c6409593,503828,6446721,559051,6436669,638203v-12600,99294,-73401,150371,-117972,170967c6285269,824619,6238181,835345,6193232,864599r-24424,20305l6039520,884904r6720,-14957c6074521,821914,6118607,794200,6159357,779762v112938,-40018,173053,-58154,212469,-149604c6389642,588812,6375791,525730,6363467,485508v-61,-61,-184,-157,-260,-221c6363390,486360,6363497,486989,6363497,486989v,,-442,-861,-1114,-2137c6347862,491264,6317599,506202,6287976,530799v-39186,32515,-65804,117390,-139540,137149c6095185,682216,6016507,603870,6016507,603870v,,77977,8874,115348,-8737c6187043,569114,6187119,511347,6234451,479678v34870,-23339,83468,-15108,112374,-6895c6329649,461243,6300866,446104,6262182,440651v-56545,-7970,-94039,-4992,-119848,7238c6110256,463087,6079886,457094,6056350,432182v-25718,-27204,-26664,-62137,-26664,-62137c6029686,370045,6048662,416376,6114207,404707v33618,-5986,98279,-43286,155785,-22883c6288037,388230,6302543,396495,6314426,405514v-20959,-29781,-45685,-58319,-68138,-66875c6188492,316613,6134586,345233,6081365,332585r,2c6028161,319940,6012175,253105,6012175,253105v,,26999,37529,79105,36169c6127996,288314,6174687,227954,6247203,266981v41078,22110,68825,69657,86900,114916c6327666,349515,6326583,316446,6339473,293169v36486,-65823,79181,-52205,130693,-73828c6507476,203674,6522730,163688,6522730,163688xm425444,148110v-47535,2986,-89677,17736,-89677,48973c335767,248485,458999,397419,400428,393874,341856,390329,321018,216822,245346,219464v-56077,1959,-128831,128049,-88171,165340c197837,422096,370252,399676,363817,453201v-5693,47348,-146597,-17388,-207197,14442c86283,504591,179714,721219,259451,697924,323268,679280,333297,519721,380878,542268v48607,23034,-59162,132293,-38009,208746c362284,821187,561366,806380,561366,730166v,-65273,-125950,-186782,-78531,-203026c528117,511624,571202,707765,639811,711829r,-2c708421,715891,802038,592074,749717,550807,697395,509541,544484,522466,542112,488790v-3367,-47811,168101,8126,212041,-48819c789768,393816,691803,213760,631259,229756,582606,242609,540408,424028,497269,398709,460589,377181,610451,215913,547472,169722,525904,153903,472978,145125,425444,148110xm,l950833,r,884904l,884904,,xe" o:gfxdata="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">
                   <v:stroke joinstyle="miter"/>
                   <v:path arrowok="t" o:connecttype="custom" o:connectlocs="6522730,163556;6491032,252294;6395895,329239;6372969,408441;6392464,361300;6530570,297620;6651165,425493;6745280,469999;6601698,455939;6461807,370656;6395820,441033;6517406,446057;6604459,632603;6686111,684661;6547898,649964;6465940,491639;6380901,473234;6380825,473433;6436669,637689;6318697,808518;6193232,863902;6168808,884191;6039520,884191;6046240,869246;6159357,779134;6371826,629650;6363467,485117;6363207,484896;6363497,486597;6362383,484461;6287976,530371;6148436,667410;6016507,603383;6131855,594653;6234451,479292;6346825,472402;6262182,440296;6142334,447528;6056350,431834;6029686,369747;6114207,404381;6269992,381516;6314426,405187;6246288,338366;6081365,332317;6081365,332319;6012175,252901;6091280,289041;6247203,266766;6334103,381589;6339473,292933;6470166,219164;6522730,163556;425444,147991;335767,196924;400428,393557;245346,219287;157175,384494;363817,452836;156620,467266;259451,697362;380878,541831;342869,750409;561366,729578;482835,526715;639811,711255;639811,711253;749717,550363;542112,488396;754153,439616;631259,229571;497269,398388;547472,169585;425444,147991;0,0;950833,0;950833,884191;0,884191" o:connectangles="0,0,0,0,0,0,0,0,0,0,0,0,0,0,0,0,0,0,0,0,0,0,0,0,0,0,0,0,0,0,0,0,0,0,0,0,0,0,0,0,0,0,0,0,0,0,0,0,0,0,0,0,0,0,0,0,0,0,0,0,0,0,0,0,0,0,0,0,0,0,0,0,0,0,0,0,0,0"/>
                 </v:shape>
-                <v:shape id="Freeform: Shape 949921965" o:spid="_x0000_s1031" style="position:absolute;left:19270;top:91742;width:39050;height:8842;visibility:visible;mso-wrap-style:square;v-text-anchor:middle" coordsize="3904933,884904" o:gfxdata="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" path="m1952467,427934r,456970l1743566,884904r-18775,-46890c1712511,793972,1706135,747761,1711612,702370r,5c1722762,610174,1782800,528778,1858870,475508v28723,-20115,60298,-36884,93597,-47574xm227508,415860v55935,-3876,114662,13720,153818,53833c420497,509808,436407,573531,413633,624763v-7398,16655,-18914,32006,-34808,40939c362945,674635,342353,676243,326611,667048v-4042,-16706,24421,-19872,34489,-33807c364669,628305,365676,621964,365706,615875v168,-31726,-25671,-60479,-56621,-67429c278120,541496,244547,554504,223131,577907v-21417,23403,-31392,55847,-31255,87573c192120,719063,219683,769942,258000,807393v19167,18727,40846,34460,63900,48125l381264,884904,,884904,,540918c21264,516174,45883,494121,72470,475508v45914,-32159,99118,-55772,155038,-59648xm822980,415858v55935,-3875,114646,13721,153818,53834c1015969,509806,1031863,573529,1009105,624762v-7398,16655,-18930,32006,-34809,40938c958417,674634,937825,676242,922083,667047v-4042,-16707,24421,-19872,34473,-33807c960141,628304,961148,621963,961178,615874v168,-31727,-25672,-60479,-56622,-67430c873592,541495,840018,554503,818602,577906v-21431,23403,-31392,55846,-31254,87573c787591,719062,815140,769940,853472,807392v19166,18726,40845,34459,63899,48124l976738,884904r-424108,l533862,838017c521568,793975,515192,747764,520683,702373,531819,610172,591857,528776,667927,475506v45928,-32158,99133,-55772,155053,-59648xm1418452,415857v55935,-3876,114646,13720,153817,53833c1611426,509805,1627335,573528,1604577,624760v-7398,16655,-18930,32006,-34809,40938c1553889,674632,1533296,676240,1517555,667045v-4042,-16707,24421,-19872,34488,-33807c1555597,628302,1556619,621961,1556650,615872v167,-31726,-25672,-60479,-56637,-67430c1469063,541493,1435490,554501,1414074,577904v-21431,23403,-31392,55847,-31255,87573c1383063,719060,1410611,769939,1448944,807390v19166,18727,40842,34460,63893,48125l1572213,884904r-424119,l1129319,838016v-12279,-44043,-18655,-90254,-13164,-135644c1127290,610171,1187329,528775,1263399,475505v45928,-32159,99133,-55772,155053,-59648xm2928700,r976233,l3904933,884904r-976233,l2928700,xe" fillcolor="#ec91a3 [3207]" stroked="f" strokeweight="0">
+                <v:shape id="Freeform: Shape 949921965" style="position:absolute;left:19270;top:91742;width:39050;height:8842;visibility:visible;mso-wrap-style:square;v-text-anchor:middle" coordsize="3904933,884904" o:spid="_x0000_s1031" fillcolor="#ec91a3 [3207]" stroked="f" strokeweight="0" path="m1952467,427934r,456970l1743566,884904r-18775,-46890c1712511,793972,1706135,747761,1711612,702370r,5c1722762,610174,1782800,528778,1858870,475508v28723,-20115,60298,-36884,93597,-47574xm227508,415860v55935,-3876,114662,13720,153818,53833c420497,509808,436407,573531,413633,624763v-7398,16655,-18914,32006,-34808,40939c362945,674635,342353,676243,326611,667048v-4042,-16706,24421,-19872,34489,-33807c364669,628305,365676,621964,365706,615875v168,-31726,-25671,-60479,-56621,-67429c278120,541496,244547,554504,223131,577907v-21417,23403,-31392,55847,-31255,87573c192120,719063,219683,769942,258000,807393v19167,18727,40846,34460,63900,48125l381264,884904,,884904,,540918c21264,516174,45883,494121,72470,475508v45914,-32159,99118,-55772,155038,-59648xm822980,415858v55935,-3875,114646,13721,153818,53834c1015969,509806,1031863,573529,1009105,624762v-7398,16655,-18930,32006,-34809,40938c958417,674634,937825,676242,922083,667047v-4042,-16707,24421,-19872,34473,-33807c960141,628304,961148,621963,961178,615874v168,-31727,-25672,-60479,-56622,-67430c873592,541495,840018,554503,818602,577906v-21431,23403,-31392,55846,-31254,87573c787591,719062,815140,769940,853472,807392v19166,18726,40845,34459,63899,48124l976738,884904r-424108,l533862,838017c521568,793975,515192,747764,520683,702373,531819,610172,591857,528776,667927,475506v45928,-32158,99133,-55772,155053,-59648xm1418452,415857v55935,-3876,114646,13720,153817,53833c1611426,509805,1627335,573528,1604577,624760v-7398,16655,-18930,32006,-34809,40938c1553889,674632,1533296,676240,1517555,667045v-4042,-16707,24421,-19872,34488,-33807c1555597,628302,1556619,621961,1556650,615872v167,-31726,-25672,-60479,-56637,-67430c1469063,541493,1435490,554501,1414074,577904v-21431,23403,-31392,55847,-31255,87573c1383063,719060,1410611,769939,1448944,807390v19166,18727,40842,34460,63893,48125l1572213,884904r-424119,l1129319,838016v-12279,-44043,-18655,-90254,-13164,-135644c1127290,610171,1187329,528775,1263399,475505v45928,-32159,99133,-55772,155053,-59648xm2928700,r976233,l3904933,884904r-976233,l2928700,xe" o:gfxdata="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">
                   <v:stroke joinstyle="miter"/>
                   <v:path arrowok="t" o:connecttype="custom" o:connectlocs="1952467,427589;1952467,884191;1743566,884191;1724791,837339;1711612,701804;1711612,701809;1858870,475125;1952467,427589;227508,415525;381326,469315;413633,624260;378825,665166;326611,666511;361100,632731;365706,615379;309085,548004;223131,577441;191876,664944;258000,806742;321900,854829;381264,884191;0,884191;0,540482;72470,475125;227508,415525;822980,415523;976798,469314;1009105,624259;974296,665164;922083,666510;956556,632730;961178,615378;904556,548002;818602,577440;787348,664943;853472,806741;917371,854827;976738,884191;552630,884191;533862,837342;520683,701807;667927,475123;822980,415523;1418452,415522;1572269,469312;1604577,624257;1569768,665162;1517555,666508;1552043,632728;1556650,615376;1500013,548000;1414074,577438;1382819,664941;1448944,806739;1512837,854826;1572213,884191;1148094,884191;1129319,837341;1116155,701806;1263399,475122;1418452,415522;2928700,0;3904933,0;3904933,884191;2928700,884191" o:connectangles="0,0,0,0,0,0,0,0,0,0,0,0,0,0,0,0,0,0,0,0,0,0,0,0,0,0,0,0,0,0,0,0,0,0,0,0,0,0,0,0,0,0,0,0,0,0,0,0,0,0,0,0,0,0,0,0,0,0,0,0,0,0,0,0,0"/>
                 </v:shape>
-                <v:shape id="Freeform: Shape 1855130942" o:spid="_x0000_s1032" style="position:absolute;left:11161;top:92892;width:65428;height:7692;visibility:visible;mso-wrap-style:square;v-text-anchor:middle" coordsize="6542792,769819" o:gfxdata="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" path="m5860705,768474r9389,1345l5856569,769819r4136,-1345xm300590,266878v-45711,,-83503,33804,-82016,84915c219837,395165,255221,442479,300936,442479v45715,,76801,-34789,83970,-87077c391892,304467,346301,266878,300590,266878xm4187666,263400v-36043,2494,-65876,22154,-67936,54779c4116969,361677,4169594,415615,4219977,428172v50383,12553,87800,-10940,90546,-54442c4313283,330228,4275363,279337,4224980,266784v-12595,-3139,-25300,-4215,-37314,-3384xm6093222,135378v23939,-1655,48836,4632,68666,18314c6201563,181056,6221316,231724,6219898,280124v-1404,48400,-21493,94598,-48019,134987c6154719,441232,6133989,467655,6132692,498944v-1296,31289,30279,64985,58346,51482c6206718,542884,6214025,524319,6216008,506938v1983,-17381,106,-35214,4057,-52253c6228012,420316,6260609,394304,6295494,390995v34885,-3308,70167,14439,91431,42488c6394292,443205,6400272,454420,6401583,466578v2319,21335,-9792,41458,-23124,58197c6349416,561210,6312060,590872,6270097,610791v-29455,13984,-64248,26130,-77321,56168c6187743,678521,6186721,691429,6186583,704052v-305,27203,9290,61252,36060,64976c6237180,771050,6251167,762567,6261891,752483v24467,-23007,38469,-54827,57536,-82534c6340645,639098,6369520,612440,6404695,600001v35160,-12439,76985,-8862,106120,14551c6539949,637966,6552350,682472,6534519,715431v-7291,13485,-18808,24285,-31560,32697c6487782,758136,6470984,764896,6453488,769774r-235,45l5998958,769819r-28341,-11475c5960207,753507,5950217,747941,5941030,740965v-41505,-31535,-58635,-85218,-73370,-135435c5859972,579371,5852224,552405,5854893,525259v2670,-27147,18289,-54856,44022,-63358c5929087,451938,5962080,471499,5980446,497569v18380,26070,26541,57819,39339,87073c6033422,615837,6052595,644566,6076132,669067v9366,9753,22240,19555,35083,15434c6130953,678164,6128131,649055,6119574,630057v-19616,-43581,-47835,-82675,-69572,-125222c6010526,427606,5993091,339113,6000291,252559v2608,-31417,9198,-64302,30019,-87848c6046304,146628,6069283,137032,6093222,135378xm269570,54377c338077,38748,374994,176822,374994,176822v,,100763,-86346,131712,-55499c546387,160874,490035,244063,475327,264242r-3352,4479l471974,268721r,1l471975,268721r6977,36c510042,269214,634463,274337,635478,327005v1098,57704,-147915,59825,-147915,59825c487563,386830,644370,466099,618393,515826,588893,572269,441161,487272,441161,487272v,,56912,153513,5675,163559c385120,662933,327031,532966,327031,532966v,,-39695,130708,-95159,127486c155038,655997,204687,499442,204687,499442v,,-99316,52311,-135577,20185c34483,488941,128460,394089,128460,394089v,,-119482,-12676,-128051,-62382c-8392,280640,128056,268181,128056,268181v,,-62255,-82762,-30581,-116021c129154,118896,227072,190632,227072,190632v,,-3600,-125738,42498,-136255xm4264533,203v60313,5893,64111,157186,64111,157186c4328644,157389,4426832,85914,4477764,112414v60511,31488,-28784,155390,-28784,155390c4448980,267804,4621331,285998,4626929,346709v6529,70595,-188261,78627,-188261,78627c4438668,425336,4551317,492797,4521374,551046v-26679,51861,-167577,-23307,-167577,-23307c4353797,527739,4387126,660187,4347726,677835,4284241,706255,4190965,550175,4190965,550175v,,-68794,129837,-139739,106649c3986886,635802,4042699,480011,4042699,480011v,,-142682,46445,-162161,158c3855171,419870,3972242,346688,3972242,346688v,,-85389,-59656,-73888,-115984c3911655,165472,4049838,208092,4049838,208092v,,-68565,-124078,-13545,-141989c4096895,46378,4159573,132195,4159573,132195v,,41459,-138204,104960,-131992xe" fillcolor="black [3213]" stroked="f" strokeweight="0">
+                <v:shape id="Freeform: Shape 1855130942" style="position:absolute;left:11161;top:92892;width:65428;height:7692;visibility:visible;mso-wrap-style:square;v-text-anchor:middle" coordsize="6542792,769819" o:spid="_x0000_s1032" fillcolor="black [3213]" stroked="f" strokeweight="0" path="m5860705,768474r9389,1345l5856569,769819r4136,-1345xm300590,266878v-45711,,-83503,33804,-82016,84915c219837,395165,255221,442479,300936,442479v45715,,76801,-34789,83970,-87077c391892,304467,346301,266878,300590,266878xm4187666,263400v-36043,2494,-65876,22154,-67936,54779c4116969,361677,4169594,415615,4219977,428172v50383,12553,87800,-10940,90546,-54442c4313283,330228,4275363,279337,4224980,266784v-12595,-3139,-25300,-4215,-37314,-3384xm6093222,135378v23939,-1655,48836,4632,68666,18314c6201563,181056,6221316,231724,6219898,280124v-1404,48400,-21493,94598,-48019,134987c6154719,441232,6133989,467655,6132692,498944v-1296,31289,30279,64985,58346,51482c6206718,542884,6214025,524319,6216008,506938v1983,-17381,106,-35214,4057,-52253c6228012,420316,6260609,394304,6295494,390995v34885,-3308,70167,14439,91431,42488c6394292,443205,6400272,454420,6401583,466578v2319,21335,-9792,41458,-23124,58197c6349416,561210,6312060,590872,6270097,610791v-29455,13984,-64248,26130,-77321,56168c6187743,678521,6186721,691429,6186583,704052v-305,27203,9290,61252,36060,64976c6237180,771050,6251167,762567,6261891,752483v24467,-23007,38469,-54827,57536,-82534c6340645,639098,6369520,612440,6404695,600001v35160,-12439,76985,-8862,106120,14551c6539949,637966,6552350,682472,6534519,715431v-7291,13485,-18808,24285,-31560,32697c6487782,758136,6470984,764896,6453488,769774r-235,45l5998958,769819r-28341,-11475c5960207,753507,5950217,747941,5941030,740965v-41505,-31535,-58635,-85218,-73370,-135435c5859972,579371,5852224,552405,5854893,525259v2670,-27147,18289,-54856,44022,-63358c5929087,451938,5962080,471499,5980446,497569v18380,26070,26541,57819,39339,87073c6033422,615837,6052595,644566,6076132,669067v9366,9753,22240,19555,35083,15434c6130953,678164,6128131,649055,6119574,630057v-19616,-43581,-47835,-82675,-69572,-125222c6010526,427606,5993091,339113,6000291,252559v2608,-31417,9198,-64302,30019,-87848c6046304,146628,6069283,137032,6093222,135378xm269570,54377c338077,38748,374994,176822,374994,176822v,,100763,-86346,131712,-55499c546387,160874,490035,244063,475327,264242r-3352,4479l471974,268721r,1l471975,268721r6977,36c510042,269214,634463,274337,635478,327005v1098,57704,-147915,59825,-147915,59825c487563,386830,644370,466099,618393,515826,588893,572269,441161,487272,441161,487272v,,56912,153513,5675,163559c385120,662933,327031,532966,327031,532966v,,-39695,130708,-95159,127486c155038,655997,204687,499442,204687,499442v,,-99316,52311,-135577,20185c34483,488941,128460,394089,128460,394089v,,-119482,-12676,-128051,-62382c-8392,280640,128056,268181,128056,268181v,,-62255,-82762,-30581,-116021c129154,118896,227072,190632,227072,190632v,,-3600,-125738,42498,-136255xm4264533,203v60313,5893,64111,157186,64111,157186c4328644,157389,4426832,85914,4477764,112414v60511,31488,-28784,155390,-28784,155390c4448980,267804,4621331,285998,4626929,346709v6529,70595,-188261,78627,-188261,78627c4438668,425336,4551317,492797,4521374,551046v-26679,51861,-167577,-23307,-167577,-23307c4353797,527739,4387126,660187,4347726,677835,4284241,706255,4190965,550175,4190965,550175v,,-68794,129837,-139739,106649c3986886,635802,4042699,480011,4042699,480011v,,-142682,46445,-162161,158c3855171,419870,3972242,346688,3972242,346688v,,-85389,-59656,-73888,-115984c3911655,165472,4049838,208092,4049838,208092v,,-68565,-124078,-13545,-141989c4096895,46378,4159573,132195,4159573,132195v,,41459,-138204,104960,-131992xe" o:gfxdata="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">
                   <v:stroke joinstyle="miter"/>
                   <v:path arrowok="t" o:connecttype="custom" o:connectlocs="5860705,767855;5870094,769199;5856569,769199;300590,266663;218574,351510;300936,442123;384906,355116;300590,266663;4187666,263188;4119730,317923;4219977,427827;4310523,373429;4224980,266569;4187666,263188;6093222,135269;6161888,153568;6219898,279898;6171879,414777;6132692,498542;6191038,549983;6216008,506530;6220065,454319;6295494,390680;6386925,433134;6401583,466202;6378459,524352;6270097,610299;6192776,666422;6186583,703485;6222643,768409;6261891,751877;6319427,669409;6404695,599518;6510815,614057;6534519,714855;6502959,747525;6453488,769154;6453253,769199;5998958,769199;5970617,757733;5941030,740368;5867660,605042;5854893,524836;5898915,461529;5980446,497168;6019785,584171;6076132,668528;6111215,683950;6119574,629550;6050002,504428;6000291,252356;6030310,164578;6093222,135269;269570,54333;374994,176680;506706,121225;475327,264029;471975,268505;471974,268505;471974,268506;471975,268505;478952,268541;635478,326742;487563,386518;618393,515411;441161,486880;446836,650307;327031,532537;231872,659920;204687,499040;69110,519209;128460,393772;409,331440;128056,267965;97475,152037;227072,190478;269570,54333;4264533,203;4328644,157262;4477764,112323;4448980,267588;4626929,346430;4438668,424993;4521374,550602;4353797,527314;4347726,677289;4190965,549732;4051226,656295;4042699,479624;3880538,479782;3972242,346409;3898354,230518;4049838,207924;4036293,66050;4159573,132089;4264533,203" o:connectangles="0,0,0,0,0,0,0,0,0,0,0,0,0,0,0,0,0,0,0,0,0,0,0,0,0,0,0,0,0,0,0,0,0,0,0,0,0,0,0,0,0,0,0,0,0,0,0,0,0,0,0,0,0,0,0,0,0,0,0,0,0,0,0,0,0,0,0,0,0,0,0,0,0,0,0,0,0,0,0,0,0,0,0,0,0,0,0,0,0,0,0,0,0,0,0,0"/>
                 </v:shape>
-                <v:shape id="Freeform: Shape 1459795236" o:spid="_x0000_s1033" style="position:absolute;left:19270;top:91742;width:19525;height:8842;visibility:visible;mso-wrap-style:square;v-text-anchor:middle" coordsize="1952467,884904" o:gfxdata="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" path="m,l1952467,r,427924c1919168,438613,1887593,455383,1858870,475497v-76070,53270,-136108,134666,-147243,226867c1706136,747756,1712512,793967,1724806,838008r18771,46896l1572226,884904r-59383,-29396c1489789,841843,1468110,826110,1448944,807384v-38317,-37450,-65881,-88330,-66125,-141913c1382682,633746,1392658,601301,1414074,577898v21416,-23403,54990,-36413,85954,-29462c1530978,555387,1556818,584140,1556650,615866v-31,6088,-1037,12430,-4607,17366c1541976,647167,1513513,650332,1517555,667039v15742,9195,36334,7587,52213,-1347c1585647,656760,1597179,641409,1604577,624754v22774,-51232,6864,-114956,-32307,-155070c1533113,429571,1474387,411973,1418452,415851v-55920,3876,-109125,27489,-155038,59648c1187329,528769,1127290,610165,1116155,702366v-5491,45392,885,91603,13179,135643l1148104,884904r-171354,l917372,855510c894318,841845,872639,826112,853472,807386,815155,769936,787592,719056,787348,665473v-138,-31725,9838,-64171,31254,-87574c840019,554496,873592,541487,904557,548438v30949,6951,56789,35703,56637,67430c961148,621955,960141,628298,956572,633234v-10068,13935,-38531,17100,-34489,33807c937825,676235,958417,674628,974296,665694v15894,-8932,27411,-24283,34809,-40938c1031879,573523,1015969,509800,976798,469686,937642,429573,878915,411975,822980,415852v-55920,3876,-109124,27490,-155038,59648c591857,528770,531819,610166,520683,702367v-5491,45392,885,91603,13180,135644l552633,884904r-171343,l321904,855511c298850,841846,277175,826113,258016,807387,219683,769937,192120,719057,191891,665474v-152,-31725,9824,-64170,31240,-87573c244562,554498,278135,541489,309085,548439v30950,6951,56789,35704,56637,67430c365691,621957,364669,628299,361100,633235v-10068,13935,-38531,17100,-34489,33807c342353,676237,362946,674629,378825,665695v15894,-8932,27426,-24283,34824,-40938c436407,573525,420498,509802,381326,469687,342170,429574,283444,411977,227524,415854v-55936,3876,-109140,27489,-155054,59648c45883,494117,21264,516168,,540912l,xe" fillcolor="#eb562f [3204]" stroked="f" strokeweight="0">
+                <v:shape id="Freeform: Shape 1459795236" style="position:absolute;left:19270;top:91742;width:19525;height:8842;visibility:visible;mso-wrap-style:square;v-text-anchor:middle" coordsize="1952467,884904" o:spid="_x0000_s1033" fillcolor="#eb562f [3204]" stroked="f" strokeweight="0" path="m,l1952467,r,427924c1919168,438613,1887593,455383,1858870,475497v-76070,53270,-136108,134666,-147243,226867c1706136,747756,1712512,793967,1724806,838008r18771,46896l1572226,884904r-59383,-29396c1489789,841843,1468110,826110,1448944,807384v-38317,-37450,-65881,-88330,-66125,-141913c1382682,633746,1392658,601301,1414074,577898v21416,-23403,54990,-36413,85954,-29462c1530978,555387,1556818,584140,1556650,615866v-31,6088,-1037,12430,-4607,17366c1541976,647167,1513513,650332,1517555,667039v15742,9195,36334,7587,52213,-1347c1585647,656760,1597179,641409,1604577,624754v22774,-51232,6864,-114956,-32307,-155070c1533113,429571,1474387,411973,1418452,415851v-55920,3876,-109125,27489,-155038,59648c1187329,528769,1127290,610165,1116155,702366v-5491,45392,885,91603,13179,135643l1148104,884904r-171354,l917372,855510c894318,841845,872639,826112,853472,807386,815155,769936,787592,719056,787348,665473v-138,-31725,9838,-64171,31254,-87574c840019,554496,873592,541487,904557,548438v30949,6951,56789,35703,56637,67430c961148,621955,960141,628298,956572,633234v-10068,13935,-38531,17100,-34489,33807c937825,676235,958417,674628,974296,665694v15894,-8932,27411,-24283,34809,-40938c1031879,573523,1015969,509800,976798,469686,937642,429573,878915,411975,822980,415852v-55920,3876,-109124,27490,-155038,59648c591857,528770,531819,610166,520683,702367v-5491,45392,885,91603,13180,135644l552633,884904r-171343,l321904,855511c298850,841846,277175,826113,258016,807387,219683,769937,192120,719057,191891,665474v-152,-31725,9824,-64170,31240,-87573c244562,554498,278135,541489,309085,548439v30950,6951,56789,35704,56637,67430c365691,621957,364669,628299,361100,633235v-10068,13935,-38531,17100,-34489,33807c342353,676237,362946,674629,378825,665695v15894,-8932,27426,-24283,34824,-40938c436407,573525,420498,509802,381326,469687,342170,429574,283444,411977,227524,415854v-55936,3876,-109140,27489,-155054,59648c45883,494117,21264,516168,,540912l,xe" o:gfxdata="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">
                   <v:stroke joinstyle="miter"/>
                   <v:path arrowok="t" o:connecttype="custom" o:connectlocs="0,0;1952467,0;1952467,427579;1858870,475114;1711627,701798;1724806,837333;1743577,884191;1572226,884191;1512843,854819;1448944,806733;1382819,664935;1414074,577432;1500028,547994;1556650,615370;1552043,632722;1517555,666502;1569768,665156;1604577,624251;1572270,469306;1418452,415516;1263414,475116;1116155,701800;1129334,837334;1148104,884191;976750,884191;917372,854821;853472,806735;787348,664937;818602,577433;904557,547996;961194,615372;956572,632724;922083,666504;974296,665158;1009105,624253;976798,469308;822980,415517;667942,475117;520683,701801;533863,837336;552633,884191;381290,884191;321904,854822;258016,806736;191891,664938;223131,577435;309085,547997;365722,615373;361100,632725;326611,666505;378825,665159;413649,624254;381326,469309;227524,415519;72470,475119;0,540476" o:connectangles="0,0,0,0,0,0,0,0,0,0,0,0,0,0,0,0,0,0,0,0,0,0,0,0,0,0,0,0,0,0,0,0,0,0,0,0,0,0,0,0,0,0,0,0,0,0,0,0,0,0,0,0,0,0,0,0"/>
                 </v:shape>
-                <v:shape id="Freeform: Shape 1774541945" o:spid="_x0000_s1034" style="position:absolute;left:1318;top:91742;width:66764;height:8842;visibility:visible;mso-wrap-style:square;v-text-anchor:middle" coordsize="6676433,884904" o:gfxdata="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" path="m4080092,331768v15494,2758,30080,19593,38488,35074c4183286,485994,4206243,600322,4227110,734292v6483,-67050,11974,-111966,31651,-176393c4278438,493471,4312348,431617,4364942,389527v4195,-3351,8954,-6728,14308,-6576c4391163,383288,4395266,399014,4394702,410924v-1968,41027,-17664,79991,-33314,117965c4329218,606932,4296392,684693,4262880,762167v86305,-84907,178483,-173204,295905,-202727c4564185,558082,4570134,556914,4575091,559434v7551,3835,8924,14045,7902,22446c4578188,621208,4544233,649863,4511331,671934v-70853,47529,-138274,82190,-215427,118597c4349673,795613,4386816,811560,4437717,821443r,-2c4473617,828414,4507811,843378,4537672,864477r23374,20427l4399427,884904r-98764,-52941l4345517,884904r-63909,l4276283,876748v-9204,-14217,-14677,-22880,-14685,-22849l4274310,884904r-81851,l4197518,869448r-11222,15456l4075261,884904r31241,-24016c4123068,849714,4140817,839543,4160574,830790v-33703,8067,-60492,19277,-87281,30486l4005646,884904r-133424,l3859297,873250v-9398,-11717,-14451,-26144,-11591,-40913c3855363,792739,3906677,782360,3947007,782605v77260,467,132707,3586,208609,17968c4081682,769303,4033068,734030,3968012,687012v-19876,-14357,-40270,-30786,-48019,-54035c3912229,609727,3923684,578613,3947877,574658v10372,-1696,20836,1741,30675,5444c4075153,616498,4136183,674202,4192911,758163,4121997,640294,4090636,523122,4054225,390468v-5461,-19913,-7932,-46417,10266,-56193c4069662,331494,4074928,330849,4080092,331768xm293645,148111v47534,-2985,100460,5793,122028,21612c478652,215915,328790,377182,365470,398711v43139,25319,85337,-156100,133990,-168954c560004,213761,657969,393818,622354,439972v-43940,56945,-215408,1008,-212041,48820l410313,488795v2372,33676,155283,20750,207605,62016c670239,592079,576622,715895,508012,711832,439403,707768,396318,511627,351036,527143v-47419,16245,78531,137752,78531,203026c429567,806385,230486,821190,211070,751017,189917,674564,297686,565305,249079,542271,201498,519724,191469,679283,127652,697928,47915,721222,-45516,504592,24821,467645v60600,-31831,201504,32905,207197,-14442c238453,399678,66037,422097,25376,384806,-15284,347515,57470,221424,113547,219466v75672,-2642,96510,170865,155082,174409c327200,397419,203968,248485,203968,197085v,-31238,42142,-45988,89677,-48974xm5700200,r976233,l6676433,884904r-639443,l6061418,864596v44949,-29254,92037,-39980,125465,-55429c6231454,788571,6292255,737495,6304870,638200v10037,-79152,-27076,-134373,-55859,-164389c6249041,473743,6249072,473682,6249102,473613v18778,-3932,49315,-4326,85039,18418c6392975,529499,6352400,583110,6416084,650485v60526,64036,138213,34725,138213,34725c6554297,685210,6499964,677239,6472645,633110v-27320,-44129,-24300,-145731,-87053,-186696c6330831,410659,6290134,422454,6264005,441386v15940,-30721,38836,-63780,65987,-70435c6391495,355878,6415428,412112,6469899,456304v72790,59062,143582,14071,143582,14071c6613481,470375,6557211,471110,6519351,425833,6487761,388034,6459053,311967,6398756,297857v-38622,-9040,-108652,15218,-138107,63731c6251085,377347,6244999,393422,6241155,408767v3326,-26270,10006,-54905,22941,-79266c6292057,276815,6331060,273557,6359219,252493v40696,-30439,31697,-88808,31697,-88808c6390916,163685,6375677,203673,6338351,219338v-51511,21623,-94206,8004,-130677,73828c6194769,316443,6195852,349512,6202289,381894v-18076,-45258,-45807,-92805,-86900,-114916c6042873,227951,5996182,288311,5959466,289270v-52106,1361,-79105,-36168,-79105,-36168c5880361,253102,5896347,319936,5949566,332584v53205,12647,107112,-15972,164908,6054c6136927,347193,6161668,375730,6182627,405512v-11898,-9019,-26389,-17283,-44449,-23690c6080687,361420,6016026,398720,5982408,404705v-65545,11669,-84536,-34661,-84536,-34661c5897872,370044,5898833,404978,5924535,432181v23552,24911,53922,30904,85985,15706c6036329,435657,6073838,432680,6130368,440649v38683,5453,67467,20592,84658,32133c6186105,464568,6137507,456337,6102637,479676v-47317,31671,-47409,89438,-102596,115455c5962685,612742,5884708,603868,5884708,603868v,,78678,78347,131929,64079c6090373,648188,6116991,563313,6156162,530797v29638,-24597,59886,-39534,74422,-45947c6231240,486127,6231682,486987,6231682,486987v,,-91,-628,-274,-1702c6231484,485349,6231591,485445,6231668,485506v12324,40223,26160,103304,8343,144651c6200611,721604,6140496,739742,6027558,779760v-40750,14438,-84836,42152,-113117,90185l5907720,884904r-207520,l5700200,xe" fillcolor="#63a780 [3205]" stroked="f" strokeweight="0">
+                <v:shape id="Freeform: Shape 1774541945" style="position:absolute;left:1318;top:91742;width:66764;height:8842;visibility:visible;mso-wrap-style:square;v-text-anchor:middle" coordsize="6676433,884904" o:spid="_x0000_s1034" fillcolor="#63a780 [3205]" stroked="f" strokeweight="0" path="m4080092,331768v15494,2758,30080,19593,38488,35074c4183286,485994,4206243,600322,4227110,734292v6483,-67050,11974,-111966,31651,-176393c4278438,493471,4312348,431617,4364942,389527v4195,-3351,8954,-6728,14308,-6576c4391163,383288,4395266,399014,4394702,410924v-1968,41027,-17664,79991,-33314,117965c4329218,606932,4296392,684693,4262880,762167v86305,-84907,178483,-173204,295905,-202727c4564185,558082,4570134,556914,4575091,559434v7551,3835,8924,14045,7902,22446c4578188,621208,4544233,649863,4511331,671934v-70853,47529,-138274,82190,-215427,118597c4349673,795613,4386816,811560,4437717,821443r,-2c4473617,828414,4507811,843378,4537672,864477r23374,20427l4399427,884904r-98764,-52941l4345517,884904r-63909,l4276283,876748v-9204,-14217,-14677,-22880,-14685,-22849l4274310,884904r-81851,l4197518,869448r-11222,15456l4075261,884904r31241,-24016c4123068,849714,4140817,839543,4160574,830790v-33703,8067,-60492,19277,-87281,30486l4005646,884904r-133424,l3859297,873250v-9398,-11717,-14451,-26144,-11591,-40913c3855363,792739,3906677,782360,3947007,782605v77260,467,132707,3586,208609,17968c4081682,769303,4033068,734030,3968012,687012v-19876,-14357,-40270,-30786,-48019,-54035c3912229,609727,3923684,578613,3947877,574658v10372,-1696,20836,1741,30675,5444c4075153,616498,4136183,674202,4192911,758163,4121997,640294,4090636,523122,4054225,390468v-5461,-19913,-7932,-46417,10266,-56193c4069662,331494,4074928,330849,4080092,331768xm293645,148111v47534,-2985,100460,5793,122028,21612c478652,215915,328790,377182,365470,398711v43139,25319,85337,-156100,133990,-168954c560004,213761,657969,393818,622354,439972v-43940,56945,-215408,1008,-212041,48820l410313,488795v2372,33676,155283,20750,207605,62016c670239,592079,576622,715895,508012,711832,439403,707768,396318,511627,351036,527143v-47419,16245,78531,137752,78531,203026c429567,806385,230486,821190,211070,751017,189917,674564,297686,565305,249079,542271,201498,519724,191469,679283,127652,697928,47915,721222,-45516,504592,24821,467645v60600,-31831,201504,32905,207197,-14442c238453,399678,66037,422097,25376,384806,-15284,347515,57470,221424,113547,219466v75672,-2642,96510,170865,155082,174409c327200,397419,203968,248485,203968,197085v,-31238,42142,-45988,89677,-48974xm5700200,r976233,l6676433,884904r-639443,l6061418,864596v44949,-29254,92037,-39980,125465,-55429c6231454,788571,6292255,737495,6304870,638200v10037,-79152,-27076,-134373,-55859,-164389c6249041,473743,6249072,473682,6249102,473613v18778,-3932,49315,-4326,85039,18418c6392975,529499,6352400,583110,6416084,650485v60526,64036,138213,34725,138213,34725c6554297,685210,6499964,677239,6472645,633110v-27320,-44129,-24300,-145731,-87053,-186696c6330831,410659,6290134,422454,6264005,441386v15940,-30721,38836,-63780,65987,-70435c6391495,355878,6415428,412112,6469899,456304v72790,59062,143582,14071,143582,14071c6613481,470375,6557211,471110,6519351,425833,6487761,388034,6459053,311967,6398756,297857v-38622,-9040,-108652,15218,-138107,63731c6251085,377347,6244999,393422,6241155,408767v3326,-26270,10006,-54905,22941,-79266c6292057,276815,6331060,273557,6359219,252493v40696,-30439,31697,-88808,31697,-88808c6390916,163685,6375677,203673,6338351,219338v-51511,21623,-94206,8004,-130677,73828c6194769,316443,6195852,349512,6202289,381894v-18076,-45258,-45807,-92805,-86900,-114916c6042873,227951,5996182,288311,5959466,289270v-52106,1361,-79105,-36168,-79105,-36168c5880361,253102,5896347,319936,5949566,332584v53205,12647,107112,-15972,164908,6054c6136927,347193,6161668,375730,6182627,405512v-11898,-9019,-26389,-17283,-44449,-23690c6080687,361420,6016026,398720,5982408,404705v-65545,11669,-84536,-34661,-84536,-34661c5897872,370044,5898833,404978,5924535,432181v23552,24911,53922,30904,85985,15706c6036329,435657,6073838,432680,6130368,440649v38683,5453,67467,20592,84658,32133c6186105,464568,6137507,456337,6102637,479676v-47317,31671,-47409,89438,-102596,115455c5962685,612742,5884708,603868,5884708,603868v,,78678,78347,131929,64079c6090373,648188,6116991,563313,6156162,530797v29638,-24597,59886,-39534,74422,-45947c6231240,486127,6231682,486987,6231682,486987v,,-91,-628,-274,-1702c6231484,485349,6231591,485445,6231668,485506v12324,40223,26160,103304,8343,144651c6200611,721604,6140496,739742,6027558,779760v-40750,14438,-84836,42152,-113117,90185l5907720,884904r-207520,l5700200,xe" o:gfxdata="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">
                   <v:stroke joinstyle="miter"/>
                   <v:path arrowok="t" o:connecttype="custom" o:connectlocs="4080092,331501;4118580,366546;4227110,733700;4258761,557449;4364942,389213;4379250,382642;4394702,410593;4361388,528463;4262880,761553;4558785,558989;4575091,558983;4582993,581411;4511331,671393;4295904,789894;4437717,820781;4437717,820779;4537672,863780;4561046,884191;4399427,884191;4300663,831293;4345517,884191;4281608,884191;4276283,876042;4261598,853211;4274310,884191;4192459,884191;4197518,868747;4186296,884191;4075261,884191;4106502,860194;4160574,830121;4073293,860582;4005646,884191;3872222,884191;3859297,872546;3847706,831666;3947007,781974;4155616,799928;3968012,686458;3919993,632467;3947877,574195;3978552,579635;4192911,757552;4054225,390153;4064491,334006;4080092,331501;293645,147992;415673,169586;365470,398390;499460,229572;622354,439617;410313,488398;410313,488401;617918,550367;508012,711258;351036,526718;429567,729581;211070,750412;249079,541834;127652,697366;24821,467268;232018,452838;25376,384496;113547,219289;268629,393558;203968,196926;293645,147992;5700200,0;6676433,0;6676433,884191;6036990,884191;6061418,863899;6186883,808515;6304870,637686;6249011,473429;6249102,473231;6334141,491635;6416084,649961;6554297,684658;6472645,632600;6385592,446054;6264005,441030;6329992,370652;6469899,455936;6613481,469996;6519351,425490;6398756,297617;6260649,361297;6241155,408438;6264096,329236;6359219,252290;6390916,163553;6338351,219161;6207674,292930;6202289,381586;6115389,266763;5959466,289037;5880361,252898;5949566,332316;6114474,338365;6182627,405185;6138178,381514;5982408,404379;5897872,369746;5924535,431833;6010520,447526;6130368,440294;6215026,472401;6102637,479290;6000041,594651;5884708,603381;6016637,667409;6156162,530369;6230584,484459;6231682,486595;6231408,484894;6231668,485115;6240011,629649;6027558,779132;5914441,869244;5907720,884191;5700200,884191" o:connectangles="0,0,0,0,0,0,0,0,0,0,0,0,0,0,0,0,0,0,0,0,0,0,0,0,0,0,0,0,0,0,0,0,0,0,0,0,0,0,0,0,0,0,0,0,0,0,0,0,0,0,0,0,0,0,0,0,0,0,0,0,0,0,0,0,0,0,0,0,0,0,0,0,0,0,0,0,0,0,0,0,0,0,0,0,0,0,0,0,0,0,0,0,0,0,0,0,0,0,0,0,0,0,0,0,0,0,0,0,0,0,0,0,0,0,0,0,0,0,0,0,0,0"/>
                 </v:shape>
-                <v:shape id="Graphic 5" o:spid="_x0000_s1035" style="position:absolute;left:3921;top:9455;width:7092;height:7125;rotation:180;visibility:visible;mso-wrap-style:square;v-text-anchor:middle" coordsize="709231,713123" o:gfxdata="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" path="m435342,389307v,,363246,-127373,215426,-261695c499511,-10183,379193,293198,379193,293198v,,11459,-362436,-186779,-281380c-10408,94032,271480,311725,271480,311725v,,-249803,-133163,-270429,32422c-19575,509733,270334,418256,270334,418256v,,-293347,115794,-174175,223482c277209,806166,350546,466889,350546,466889v,,183342,378647,328869,196850c816922,492364,434196,389307,434196,389307r,l435342,389307xe" fillcolor="#eb562f [3204]" stroked="f" strokeweight=".31669mm">
+                <v:shape id="Graphic 5" style="position:absolute;left:3921;top:9455;width:7092;height:7125;rotation:180;visibility:visible;mso-wrap-style:square;v-text-anchor:middle" coordsize="709231,713123" o:spid="_x0000_s1035" fillcolor="#eb562f [3204]" stroked="f" strokeweight=".31669mm" path="m435342,389307v,,363246,-127373,215426,-261695c499511,-10183,379193,293198,379193,293198v,,11459,-362436,-186779,-281380c-10408,94032,271480,311725,271480,311725v,,-249803,-133163,-270429,32422c-19575,509733,270334,418256,270334,418256v,,-293347,115794,-174175,223482c277209,806166,350546,466889,350546,466889v,,183342,378647,328869,196850c816922,492364,434196,389307,434196,389307r,l435342,389307xe" o:gfxdata="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">
                   <v:stroke joinstyle="miter"/>
                   <v:path arrowok="t" o:connecttype="custom" o:connectlocs="435342,388993;650768,127509;379193,292962;192414,11808;271480,311474;1051,343870;270334,417919;96159,641221;350546,466513;679415,663204;434196,388993;434196,388993" o:connectangles="0,0,0,0,0,0,0,0,0,0,0,0"/>
                 </v:shape>

--- a/src/Tests/Inputs/letters/11/input.docx
+++ b/src/Tests/Inputs/letters/11/input.docx
@@ -6884,389 +6884,6 @@
 </a:theme>
 </file>
 
-<file path=customXml/item13.xml><?xml version="1.0" encoding="utf-8"?>
-<ct:contentTypeSchema xmlns:ct="http://schemas.microsoft.com/office/2006/metadata/contentType" xmlns:ma="http://schemas.microsoft.com/office/2006/metadata/properties/metaAttributes" ct:_="" ma:_="" ma:contentTypeName="Document" ma:contentTypeID="0x01010079F111ED35F8CC479449609E8A0923A6" ma:contentTypeVersion="30" ma:contentTypeDescription="Create a new document." ma:contentTypeScope="" ma:versionID="cec0622158e8f13124e9e8fd4de31bd1">
-  <xsd:schema xmlns:xsd="http://www.w3.org/2001/XMLSchema" xmlns:xs="http://www.w3.org/2001/XMLSchema" xmlns:p="http://schemas.microsoft.com/office/2006/metadata/properties" xmlns:ns1="http://schemas.microsoft.com/sharepoint/v3" xmlns:ns2="71af3243-3dd4-4a8d-8c0d-dd76da1f02a5" xmlns:ns3="16c05727-aa75-4e4a-9b5f-8a80a1165891" xmlns:ns4="230e9df3-be65-4c73-a93b-d1236ebd677e" targetNamespace="http://schemas.microsoft.com/office/2006/metadata/properties" ma:root="true" ma:fieldsID="3b52f30ab005d15df08657af532e6e38" ns1:_="" ns2:_="" ns3:_="" ns4:_="">
-    <xsd:import namespace="http://schemas.microsoft.com/sharepoint/v3"/>
-    <xsd:import namespace="71af3243-3dd4-4a8d-8c0d-dd76da1f02a5"/>
-    <xsd:import namespace="16c05727-aa75-4e4a-9b5f-8a80a1165891"/>
-    <xsd:import namespace="230e9df3-be65-4c73-a93b-d1236ebd677e"/>
-    <xsd:element name="properties">
-      <xsd:complexType>
-        <xsd:sequence>
-          <xsd:element name="documentManagement">
-            <xsd:complexType>
-              <xsd:all>
-                <xsd:element ref="ns2:Status" minOccurs="0"/>
-                <xsd:element ref="ns2:Image" minOccurs="0"/>
-                <xsd:element ref="ns2:MediaServiceMetadata" minOccurs="0"/>
-                <xsd:element ref="ns2:MediaServiceFastMetadata" minOccurs="0"/>
-                <xsd:element ref="ns2:MediaServiceOCR" minOccurs="0"/>
-                <xsd:element ref="ns2:MediaServiceAutoTags" minOccurs="0"/>
-                <xsd:element ref="ns2:MediaServiceEventHashCode" minOccurs="0"/>
-                <xsd:element ref="ns2:MediaServiceGenerationTime" minOccurs="0"/>
-                <xsd:element ref="ns3:SharedWithUsers" minOccurs="0"/>
-                <xsd:element ref="ns3:SharedWithDetails" minOccurs="0"/>
-                <xsd:element ref="ns2:MediaServiceAutoKeyPoints" minOccurs="0"/>
-                <xsd:element ref="ns2:MediaServiceKeyPoints" minOccurs="0"/>
-                <xsd:element ref="ns2:MediaServiceDateTaken" minOccurs="0"/>
-                <xsd:element ref="ns1:_ip_UnifiedCompliancePolicyProperties" minOccurs="0"/>
-                <xsd:element ref="ns1:_ip_UnifiedCompliancePolicyUIAction" minOccurs="0"/>
-                <xsd:element ref="ns4:TaxCatchAll" minOccurs="0"/>
-                <xsd:element ref="ns2:ImageTagsTaxHTField" minOccurs="0"/>
-                <xsd:element ref="ns2:MediaServiceLocation" minOccurs="0"/>
-                <xsd:element ref="ns2:MediaLengthInSeconds" minOccurs="0"/>
-                <xsd:element ref="ns2:Background" minOccurs="0"/>
-                <xsd:element ref="ns2:MediaServiceSearchProperties" minOccurs="0"/>
-                <xsd:element ref="ns2:MediaServiceDocTags" minOccurs="0"/>
-                <xsd:element ref="ns2:MediaServiceObjectDetectorVersions" minOccurs="0"/>
-                <xsd:element ref="ns2:MediaServiceSystemTags" minOccurs="0"/>
-                <xsd:element ref="ns2:MediaServiceBillingMetadata" minOccurs="0"/>
-              </xsd:all>
-            </xsd:complexType>
-          </xsd:element>
-        </xsd:sequence>
-      </xsd:complexType>
-    </xsd:element>
-  </xsd:schema>
-  <xsd:schema xmlns:xsd="http://www.w3.org/2001/XMLSchema" xmlns:xs="http://www.w3.org/2001/XMLSchema" xmlns:dms="http://schemas.microsoft.com/office/2006/documentManagement/types" xmlns:pc="http://schemas.microsoft.com/office/infopath/2007/PartnerControls" targetNamespace="http://schemas.microsoft.com/sharepoint/v3" elementFormDefault="qualified">
-    <xsd:import namespace="http://schemas.microsoft.com/office/2006/documentManagement/types"/>
-    <xsd:import namespace="http://schemas.microsoft.com/office/infopath/2007/PartnerControls"/>
-    <xsd:element name="_ip_UnifiedCompliancePolicyProperties" ma:index="20" nillable="true" ma:displayName="Unified Compliance Policy Properties" ma:hidden="true" ma:internalName="_ip_UnifiedCompliancePolicyProperties" ma:readOnly="false">
-      <xsd:simpleType>
-        <xsd:restriction base="dms:Note"/>
-      </xsd:simpleType>
-    </xsd:element>
-    <xsd:element name="_ip_UnifiedCompliancePolicyUIAction" ma:index="21" nillable="true" ma:displayName="Unified Compliance Policy UI Action" ma:hidden="true" ma:internalName="_ip_UnifiedCompliancePolicyUIAction" ma:readOnly="false">
-      <xsd:simpleType>
-        <xsd:restriction base="dms:Text"/>
-      </xsd:simpleType>
-    </xsd:element>
-  </xsd:schema>
-  <xsd:schema xmlns:xsd="http://www.w3.org/2001/XMLSchema" xmlns:xs="http://www.w3.org/2001/XMLSchema" xmlns:dms="http://schemas.microsoft.com/office/2006/documentManagement/types" xmlns:pc="http://schemas.microsoft.com/office/infopath/2007/PartnerControls" targetNamespace="71af3243-3dd4-4a8d-8c0d-dd76da1f02a5" elementFormDefault="qualified">
-    <xsd:import namespace="http://schemas.microsoft.com/office/2006/documentManagement/types"/>
-    <xsd:import namespace="http://schemas.microsoft.com/office/infopath/2007/PartnerControls"/>
-    <xsd:element name="Status" ma:index="2" nillable="true" ma:displayName="Status" ma:default="Not started" ma:format="Dropdown" ma:hidden="true" ma:internalName="Status" ma:readOnly="false">
-      <xsd:simpleType>
-        <xsd:restriction base="dms:Choice">
-          <xsd:enumeration value="Not started"/>
-          <xsd:enumeration value="In Progress"/>
-          <xsd:enumeration value="Completed"/>
-        </xsd:restriction>
-      </xsd:simpleType>
-    </xsd:element>
-    <xsd:element name="Image" ma:index="3" nillable="true" ma:displayName="Image" ma:format="Image" ma:hidden="true" ma:internalName="Image" ma:readOnly="false">
-      <xsd:complexType>
-        <xsd:complexContent>
-          <xsd:extension base="dms:URL">
-            <xsd:sequence>
-              <xsd:element name="Url" type="dms:ValidUrl" minOccurs="0" nillable="true"/>
-              <xsd:element name="Description" type="xsd:string" nillable="true"/>
-            </xsd:sequence>
-          </xsd:extension>
-        </xsd:complexContent>
-      </xsd:complexType>
-    </xsd:element>
-    <xsd:element name="MediaServiceMetadata" ma:index="8" nillable="true" ma:displayName="MediaServiceMetadata" ma:hidden="true" ma:internalName="MediaServiceMetadata" ma:readOnly="true">
-      <xsd:simpleType>
-        <xsd:restriction base="dms:Note"/>
-      </xsd:simpleType>
-    </xsd:element>
-    <xsd:element name="MediaServiceFastMetadata" ma:index="9" nillable="true" ma:displayName="MediaServiceFastMetadata" ma:hidden="true" ma:internalName="MediaServiceFastMetadata" ma:readOnly="true">
-      <xsd:simpleType>
-        <xsd:restriction base="dms:Note"/>
-      </xsd:simpleType>
-    </xsd:element>
-    <xsd:element name="MediaServiceOCR" ma:index="10" nillable="true" ma:displayName="MediaServiceOCR" ma:hidden="true" ma:internalName="MediaServiceOCR" ma:readOnly="true">
-      <xsd:simpleType>
-        <xsd:restriction base="dms:Note"/>
-      </xsd:simpleType>
-    </xsd:element>
-    <xsd:element name="MediaServiceAutoTags" ma:index="11" nillable="true" ma:displayName="MediaServiceAutoTags" ma:hidden="true" ma:internalName="MediaServiceAutoTags" ma:readOnly="true">
-      <xsd:simpleType>
-        <xsd:restriction base="dms:Text"/>
-      </xsd:simpleType>
-    </xsd:element>
-    <xsd:element name="MediaServiceEventHashCode" ma:index="12" nillable="true" ma:displayName="MediaServiceEventHashCode" ma:hidden="true" ma:internalName="MediaServiceEventHashCode" ma:readOnly="true">
-      <xsd:simpleType>
-        <xsd:restriction base="dms:Text"/>
-      </xsd:simpleType>
-    </xsd:element>
-    <xsd:element name="MediaServiceGenerationTime" ma:index="13" nillable="true" ma:displayName="MediaServiceGenerationTime" ma:hidden="true" ma:internalName="MediaServiceGenerationTime" ma:readOnly="true">
-      <xsd:simpleType>
-        <xsd:restriction base="dms:Text"/>
-      </xsd:simpleType>
-    </xsd:element>
-    <xsd:element name="MediaServiceAutoKeyPoints" ma:index="16" nillable="true" ma:displayName="MediaServiceAutoKeyPoints" ma:hidden="true" ma:internalName="MediaServiceAutoKeyPoints" ma:readOnly="true">
-      <xsd:simpleType>
-        <xsd:restriction base="dms:Note"/>
-      </xsd:simpleType>
-    </xsd:element>
-    <xsd:element name="MediaServiceKeyPoints" ma:index="17" nillable="true" ma:displayName="KeyPoints" ma:hidden="true" ma:internalName="MediaServiceKeyPoints" ma:readOnly="false">
-      <xsd:simpleType>
-        <xsd:restriction base="dms:Note"/>
-      </xsd:simpleType>
-    </xsd:element>
-    <xsd:element name="MediaServiceDateTaken" ma:index="18" nillable="true" ma:displayName="MediaServiceDateTaken" ma:hidden="true" ma:internalName="MediaServiceDateTaken" ma:readOnly="true">
-      <xsd:simpleType>
-        <xsd:restriction base="dms:Text"/>
-      </xsd:simpleType>
-    </xsd:element>
-    <xsd:element name="ImageTagsTaxHTField" ma:index="25" nillable="true" ma:taxonomy="true" ma:internalName="ImageTagsTaxHTField" ma:taxonomyFieldName="MediaServiceImageTags" ma:displayName="Image Tags" ma:readOnly="false" ma:fieldId="{5cf76f15-5ced-4ddc-b409-7134ff3c332f}" ma:taxonomyMulti="true" ma:sspId="e385fb40-52d4-4fae-9c5b-3e8ff8a5878e" ma:termSetId="09814cd3-568e-fe90-9814-8d621ff8fb84" ma:anchorId="fba54fb3-c3e1-fe81-a776-ca4b69148c4d" ma:open="true" ma:isKeyword="false">
-      <xsd:complexType>
-        <xsd:sequence>
-          <xsd:element ref="pc:Terms" minOccurs="0" maxOccurs="1"/>
-        </xsd:sequence>
-      </xsd:complexType>
-    </xsd:element>
-    <xsd:element name="MediaServiceLocation" ma:index="26" nillable="true" ma:displayName="Location" ma:hidden="true" ma:internalName="MediaServiceLocation" ma:readOnly="true">
-      <xsd:simpleType>
-        <xsd:restriction base="dms:Text"/>
-      </xsd:simpleType>
-    </xsd:element>
-    <xsd:element name="MediaLengthInSeconds" ma:index="27" nillable="true" ma:displayName="MediaLengthInSeconds" ma:hidden="true" ma:internalName="MediaLengthInSeconds" ma:readOnly="true">
-      <xsd:simpleType>
-        <xsd:restriction base="dms:Unknown"/>
-      </xsd:simpleType>
-    </xsd:element>
-    <xsd:element name="Background" ma:index="28" nillable="true" ma:displayName="Background" ma:default="0" ma:format="Dropdown" ma:hidden="true" ma:internalName="Background" ma:readOnly="false">
-      <xsd:simpleType>
-        <xsd:restriction base="dms:Boolean"/>
-      </xsd:simpleType>
-    </xsd:element>
-    <xsd:element name="MediaServiceSearchProperties" ma:index="29" nillable="true" ma:displayName="MediaServiceSearchProperties" ma:hidden="true" ma:internalName="MediaServiceSearchProperties" ma:readOnly="true">
-      <xsd:simpleType>
-        <xsd:restriction base="dms:Note"/>
-      </xsd:simpleType>
-    </xsd:element>
-    <xsd:element name="MediaServiceDocTags" ma:index="30" nillable="true" ma:displayName="MediaServiceDocTags" ma:hidden="true" ma:internalName="MediaServiceDocTags" ma:readOnly="true">
-      <xsd:simpleType>
-        <xsd:restriction base="dms:Note"/>
-      </xsd:simpleType>
-    </xsd:element>
-    <xsd:element name="MediaServiceObjectDetectorVersions" ma:index="31" nillable="true" ma:displayName="MediaServiceObjectDetectorVersions" ma:description="" ma:hidden="true" ma:indexed="true" ma:internalName="MediaServiceObjectDetectorVersions" ma:readOnly="true">
-      <xsd:simpleType>
-        <xsd:restriction base="dms:Text"/>
-      </xsd:simpleType>
-    </xsd:element>
-    <xsd:element name="MediaServiceSystemTags" ma:index="32" nillable="true" ma:displayName="MediaServiceSystemTags" ma:hidden="true" ma:internalName="MediaServiceSystemTags" ma:readOnly="true">
-      <xsd:simpleType>
-        <xsd:restriction base="dms:Note"/>
-      </xsd:simpleType>
-    </xsd:element>
-    <xsd:element name="MediaServiceBillingMetadata" ma:index="33" nillable="true" ma:displayName="MediaServiceBillingMetadata" ma:hidden="true" ma:internalName="MediaServiceBillingMetadata" ma:readOnly="true">
-      <xsd:simpleType>
-        <xsd:restriction base="dms:Text"/>
-      </xsd:simpleType>
-    </xsd:element>
-  </xsd:schema>
-  <xsd:schema xmlns:xsd="http://www.w3.org/2001/XMLSchema" xmlns:xs="http://www.w3.org/2001/XMLSchema" xmlns:dms="http://schemas.microsoft.com/office/2006/documentManagement/types" xmlns:pc="http://schemas.microsoft.com/office/infopath/2007/PartnerControls" targetNamespace="16c05727-aa75-4e4a-9b5f-8a80a1165891" elementFormDefault="qualified">
-    <xsd:import namespace="http://schemas.microsoft.com/office/2006/documentManagement/types"/>
-    <xsd:import namespace="http://schemas.microsoft.com/office/infopath/2007/PartnerControls"/>
-    <xsd:element name="SharedWithUsers" ma:index="14" nillable="true" ma:displayName="Shared With" ma:hidden="true" ma:internalName="SharedWithUsers" ma:readOnly="true">
-      <xsd:complexType>
-        <xsd:complexContent>
-          <xsd:extension base="dms:UserMulti">
-            <xsd:sequence>
-              <xsd:element name="UserInfo" minOccurs="0" maxOccurs="unbounded">
-                <xsd:complexType>
-                  <xsd:sequence>
-                    <xsd:element name="DisplayName" type="xsd:string" minOccurs="0"/>
-                    <xsd:element name="AccountId" type="dms:UserId" minOccurs="0" nillable="true"/>
-                    <xsd:element name="AccountType" type="xsd:string" minOccurs="0"/>
-                  </xsd:sequence>
-                </xsd:complexType>
-              </xsd:element>
-            </xsd:sequence>
-          </xsd:extension>
-        </xsd:complexContent>
-      </xsd:complexType>
-    </xsd:element>
-    <xsd:element name="SharedWithDetails" ma:index="15" nillable="true" ma:displayName="Shared With Details" ma:hidden="true" ma:internalName="SharedWithDetails" ma:readOnly="true">
-      <xsd:simpleType>
-        <xsd:restriction base="dms:Note"/>
-      </xsd:simpleType>
-    </xsd:element>
-  </xsd:schema>
-  <xsd:schema xmlns:xsd="http://www.w3.org/2001/XMLSchema" xmlns:xs="http://www.w3.org/2001/XMLSchema" xmlns:dms="http://schemas.microsoft.com/office/2006/documentManagement/types" xmlns:pc="http://schemas.microsoft.com/office/infopath/2007/PartnerControls" targetNamespace="230e9df3-be65-4c73-a93b-d1236ebd677e" elementFormDefault="qualified">
-    <xsd:import namespace="http://schemas.microsoft.com/office/2006/documentManagement/types"/>
-    <xsd:import namespace="http://schemas.microsoft.com/office/infopath/2007/PartnerControls"/>
-    <xsd:element name="TaxCatchAll" ma:index="23" nillable="true" ma:displayName="Taxonomy Catch All Column" ma:hidden="true" ma:list="{3f6bfcbc-3db3-4ae6-bd76-326f0798ad28}" ma:internalName="TaxCatchAll" ma:readOnly="false" ma:showField="CatchAllData" ma:web="16c05727-aa75-4e4a-9b5f-8a80a1165891">
-      <xsd:complexType>
-        <xsd:complexContent>
-          <xsd:extension base="dms:MultiChoiceLookup">
-            <xsd:sequence>
-              <xsd:element name="Value" type="dms:Lookup" maxOccurs="unbounded" minOccurs="0" nillable="true"/>
-            </xsd:sequence>
-          </xsd:extension>
-        </xsd:complexContent>
-      </xsd:complexType>
-    </xsd:element>
-  </xsd:schema>
-  <xsd:schema xmlns="http://schemas.openxmlformats.org/package/2006/metadata/core-properties" xmlns:xsd="http://www.w3.org/2001/XMLSchema" xmlns:xsi="http://www.w3.org/2001/XMLSchema-instance" xmlns:dc="http://purl.org/dc/elements/1.1/" xmlns:dcterms="http://purl.org/dc/terms/" xmlns:odoc="http://schemas.microsoft.com/internal/obd" targetNamespace="http://schemas.openxmlformats.org/package/2006/metadata/core-properties" elementFormDefault="qualified" attributeFormDefault="unqualified" blockDefault="#all">
-    <xsd:import namespace="http://purl.org/dc/elements/1.1/" schemaLocation="http://dublincore.org/schemas/xmls/qdc/2003/04/02/dc.xsd"/>
-    <xsd:import namespace="http://purl.org/dc/terms/" schemaLocation="http://dublincore.org/schemas/xmls/qdc/2003/04/02/dcterms.xsd"/>
-    <xsd:element name="coreProperties" type="CT_coreProperties"/>
-    <xsd:complexType name="CT_coreProperties">
-      <xsd:all>
-        <xsd:element ref="dc:creator" minOccurs="0" maxOccurs="1"/>
-        <xsd:element ref="dcterms:created" minOccurs="0" maxOccurs="1"/>
-        <xsd:element ref="dc:identifier" minOccurs="0" maxOccurs="1"/>
-        <xsd:element name="contentType" minOccurs="0" maxOccurs="1" type="xsd:string" ma:displayName="Content Type"/>
-        <xsd:element ref="dc:title" minOccurs="0" maxOccurs="1" ma:index="1" ma:displayName="Title"/>
-        <xsd:element ref="dc:subject" minOccurs="0" maxOccurs="1"/>
-        <xsd:element ref="dc:description" minOccurs="0" maxOccurs="1"/>
-        <xsd:element name="keywords" minOccurs="0" maxOccurs="1" type="xsd:string"/>
-        <xsd:element ref="dc:language" minOccurs="0" maxOccurs="1"/>
-        <xsd:element name="category" minOccurs="0" maxOccurs="1" type="xsd:string"/>
-        <xsd:element name="version" minOccurs="0" maxOccurs="1" type="xsd:string"/>
-        <xsd:element name="revision" minOccurs="0" maxOccurs="1" type="xsd:string">
-          <xsd:annotation>
-            <xsd:documentation>
-                        This value indicates the number of saves or revisions. The application is responsible for updating this value after each revision.
-                    </xsd:documentation>
-          </xsd:annotation>
-        </xsd:element>
-        <xsd:element name="lastModifiedBy" minOccurs="0" maxOccurs="1" type="xsd:string"/>
-        <xsd:element ref="dcterms:modified" minOccurs="0" maxOccurs="1"/>
-        <xsd:element name="contentStatus" minOccurs="0" maxOccurs="1" type="xsd:string"/>
-      </xsd:all>
-    </xsd:complexType>
-  </xsd:schema>
-  <xs:schema xmlns:pc="http://schemas.microsoft.com/office/infopath/2007/PartnerControls" xmlns:xs="http://www.w3.org/2001/XMLSchema" targetNamespace="http://schemas.microsoft.com/office/infopath/2007/PartnerControls" elementFormDefault="qualified" attributeFormDefault="unqualified">
-    <xs:element name="Person">
-      <xs:complexType>
-        <xs:sequence>
-          <xs:element ref="pc:DisplayName" minOccurs="0"/>
-          <xs:element ref="pc:AccountId" minOccurs="0"/>
-          <xs:element ref="pc:AccountType" minOccurs="0"/>
-        </xs:sequence>
-      </xs:complexType>
-    </xs:element>
-    <xs:element name="DisplayName" type="xs:string"/>
-    <xs:element name="AccountId" type="xs:string"/>
-    <xs:element name="AccountType" type="xs:string"/>
-    <xs:element name="BDCAssociatedEntity">
-      <xs:complexType>
-        <xs:sequence>
-          <xs:element ref="pc:BDCEntity" minOccurs="0" maxOccurs="unbounded"/>
-        </xs:sequence>
-        <xs:attribute ref="pc:EntityNamespace"/>
-        <xs:attribute ref="pc:EntityName"/>
-        <xs:attribute ref="pc:SystemInstanceName"/>
-        <xs:attribute ref="pc:AssociationName"/>
-      </xs:complexType>
-    </xs:element>
-    <xs:attribute name="EntityNamespace" type="xs:string"/>
-    <xs:attribute name="EntityName" type="xs:string"/>
-    <xs:attribute name="SystemInstanceName" type="xs:string"/>
-    <xs:attribute name="AssociationName" type="xs:string"/>
-    <xs:element name="BDCEntity">
-      <xs:complexType>
-        <xs:sequence>
-          <xs:element ref="pc:EntityDisplayName" minOccurs="0"/>
-          <xs:element ref="pc:EntityInstanceReference" minOccurs="0"/>
-          <xs:element ref="pc:EntityId1" minOccurs="0"/>
-          <xs:element ref="pc:EntityId2" minOccurs="0"/>
-          <xs:element ref="pc:EntityId3" minOccurs="0"/>
-          <xs:element ref="pc:EntityId4" minOccurs="0"/>
-          <xs:element ref="pc:EntityId5" minOccurs="0"/>
-        </xs:sequence>
-      </xs:complexType>
-    </xs:element>
-    <xs:element name="EntityDisplayName" type="xs:string"/>
-    <xs:element name="EntityInstanceReference" type="xs:string"/>
-    <xs:element name="EntityId1" type="xs:string"/>
-    <xs:element name="EntityId2" type="xs:string"/>
-    <xs:element name="EntityId3" type="xs:string"/>
-    <xs:element name="EntityId4" type="xs:string"/>
-    <xs:element name="EntityId5" type="xs:string"/>
-    <xs:element name="Terms">
-      <xs:complexType>
-        <xs:sequence>
-          <xs:element ref="pc:TermInfo" minOccurs="0" maxOccurs="unbounded"/>
-        </xs:sequence>
-      </xs:complexType>
-    </xs:element>
-    <xs:element name="TermInfo">
-      <xs:complexType>
-        <xs:sequence>
-          <xs:element ref="pc:TermName" minOccurs="0"/>
-          <xs:element ref="pc:TermId" minOccurs="0"/>
-        </xs:sequence>
-      </xs:complexType>
-    </xs:element>
-    <xs:element name="TermName" type="xs:string"/>
-    <xs:element name="TermId" type="xs:string"/>
-  </xs:schema>
-</ct:contentTypeSchema>
-</file>
-
-<file path=customXml/item22.xml><?xml version="1.0" encoding="utf-8"?>
-<?mso-contentType ?>
-<FormTemplates xmlns="http://schemas.microsoft.com/sharepoint/v3/contenttype/forms">
-  <Display>DocumentLibraryForm</Display>
-  <Edit>DocumentLibraryForm</Edit>
-  <New>DocumentLibraryForm</New>
-</FormTemplates>
-</file>
-
-<file path=customXml/item3.xml><?xml version="1.0" encoding="utf-8"?>
-<b:Sources xmlns:b="http://schemas.openxmlformats.org/officeDocument/2006/bibliography" xmlns="http://schemas.openxmlformats.org/officeDocument/2006/bibliography" SelectedStyle="\APASixthEditionOfficeOnline.xsl" StyleName="APA" Version="6"/>
-</file>
-
-<file path=customXml/item44.xml><?xml version="1.0" encoding="utf-8"?>
-<p:properties xmlns:p="http://schemas.microsoft.com/office/2006/metadata/properties" xmlns:xsi="http://www.w3.org/2001/XMLSchema-instance" xmlns:pc="http://schemas.microsoft.com/office/infopath/2007/PartnerControls">
-  <documentManagement>
-    <_ip_UnifiedCompliancePolicyUIAction xmlns="http://schemas.microsoft.com/sharepoint/v3" xsi:nil="true"/>
-    <Image xmlns="71af3243-3dd4-4a8d-8c0d-dd76da1f02a5">
-      <Url xsi:nil="true"/>
-      <Description xsi:nil="true"/>
-    </Image>
-    <Status xmlns="71af3243-3dd4-4a8d-8c0d-dd76da1f02a5">Not started</Status>
-    <Background xmlns="71af3243-3dd4-4a8d-8c0d-dd76da1f02a5">false</Background>
-    <_ip_UnifiedCompliancePolicyProperties xmlns="http://schemas.microsoft.com/sharepoint/v3" xsi:nil="true"/>
-    <ImageTagsTaxHTField xmlns="71af3243-3dd4-4a8d-8c0d-dd76da1f02a5">
-      <Terms xmlns="http://schemas.microsoft.com/office/infopath/2007/PartnerControls"/>
-    </ImageTagsTaxHTField>
-    <TaxCatchAll xmlns="230e9df3-be65-4c73-a93b-d1236ebd677e" xsi:nil="true"/>
-    <MediaServiceKeyPoints xmlns="71af3243-3dd4-4a8d-8c0d-dd76da1f02a5" xsi:nil="true"/>
-  </documentManagement>
-</p:properties>
-</file>
-
-<file path=customXml/itemProps13.xml><?xml version="1.0" encoding="utf-8"?>
-<ds:datastoreItem xmlns:ds="http://schemas.openxmlformats.org/officeDocument/2006/customXml" ds:itemID="{966F7B67-87A2-4061-99E4-EDD3A495D049}"/>
-</file>
-
-<file path=customXml/itemProps22.xml><?xml version="1.0" encoding="utf-8"?>
-<ds:datastoreItem xmlns:ds="http://schemas.openxmlformats.org/officeDocument/2006/customXml" ds:itemID="{CCF79D36-5F86-4045-A21C-CA5E8AD24094}">
-  <ds:schemaRefs>
-    <ds:schemaRef ds:uri="http://schemas.microsoft.com/sharepoint/v3/contenttype/forms"/>
-  </ds:schemaRefs>
-</ds:datastoreItem>
-</file>
-
-<file path=customXml/itemProps31.xml><?xml version="1.0" encoding="utf-8"?>
-<ds:datastoreItem xmlns:ds="http://schemas.openxmlformats.org/officeDocument/2006/customXml" ds:itemID="{C00B3F7E-6F17-4431-856A-EEE5688C03D3}">
-  <ds:schemaRefs>
-    <ds:schemaRef ds:uri="http://schemas.openxmlformats.org/officeDocument/2006/bibliography"/>
-  </ds:schemaRefs>
-</ds:datastoreItem>
-</file>
-
-<file path=customXml/itemProps44.xml><?xml version="1.0" encoding="utf-8"?>
-<ds:datastoreItem xmlns:ds="http://schemas.openxmlformats.org/officeDocument/2006/customXml" ds:itemID="{8DDCE481-7848-4346-96FB-E8FC552CF265}">
-  <ds:schemaRefs>
-    <ds:schemaRef ds:uri="http://schemas.microsoft.com/office/2006/metadata/properties"/>
-    <ds:schemaRef ds:uri="http://schemas.microsoft.com/office/infopath/2007/PartnerControls"/>
-    <ds:schemaRef ds:uri="http://schemas.microsoft.com/sharepoint/v3"/>
-    <ds:schemaRef ds:uri="71af3243-3dd4-4a8d-8c0d-dd76da1f02a5"/>
-    <ds:schemaRef ds:uri="230e9df3-be65-4c73-a93b-d1236ebd677e"/>
-  </ds:schemaRefs>
-</ds:datastoreItem>
-</file>
-
 <file path=docMetadata/LabelInfo.xml><?xml version="1.0" encoding="utf-8"?>
 <clbl:labelList xmlns:clbl="http://schemas.microsoft.com/office/2020/mipLabelMetadata"/>
 </file>